--- a/docs/ballpark/kitchen-intake-sheet.docx
+++ b/docs/ballpark/kitchen-intake-sheet.docx
@@ -2643,7 +2643,7 @@
                 <w:sz w:val="16"/>
                 <w:szCs w:val="16"/>
               </w:rPr>
-              <w:t xml:space="preserve">Appliances DB buys for the customer. 0 if the customer buys their own.</w:t>
+              <w:t xml:space="preserve">DB doesn't supply appliances by default. Count only the ones the customer asks DB to buy; usually 0.</w:t>
             </w:r>
           </w:p>
           <w:p>
@@ -4056,7 +4056,7 @@
           <w:sz w:val="20"/>
           <w:szCs w:val="20"/>
         </w:rPr>
-        <w:t xml:space="preserve">7  Doors and travel</w:t>
+        <w:t xml:space="preserve">7  Doors, travel and permit</w:t>
       </w:r>
     </w:p>
     <w:tbl>
@@ -4436,7 +4436,7 @@
                 <w:sz w:val="17"/>
                 <w:szCs w:val="17"/>
               </w:rPr>
-              <w:t xml:space="preserve">Travel hours</w:t>
+              <w:t xml:space="preserve">Service zone and permit</w:t>
             </w:r>
           </w:p>
         </w:tc>
@@ -4467,7 +4467,7 @@
                 <w:sz w:val="17"/>
                 <w:szCs w:val="17"/>
               </w:rPr>
-              <w:t xml:space="preserve">_______</w:t>
+              <w:t xml:space="preserve">Zone ☐1 ☐2 ☐3 ☐Ext.   Permit: __________</w:t>
             </w:r>
           </w:p>
         </w:tc>
@@ -4497,7 +4497,7 @@
                 <w:sz w:val="16"/>
                 <w:szCs w:val="16"/>
               </w:rPr>
-              <w:t xml:space="preserve">Only when the job is past the standard service zone. Ask the CGM for the number.</w:t>
+              <w:t xml:space="preserve">Zone from the job in JobTread; Zone 1 adds no travel; Extended: enter 4 and flag it. Permit: city or township; the estimator enters the fee.</w:t>
             </w:r>
           </w:p>
           <w:p>
@@ -4511,7 +4511,7 @@
                 <w:sz w:val="15"/>
                 <w:szCs w:val="15"/>
               </w:rPr>
-              <w:t xml:space="preserve">{Kitchen Travel Hours}</w:t>
+              <w:t xml:space="preserve">{Kitchen Service Zone}  {Kitchen Permit Fee}</w:t>
             </w:r>
           </w:p>
         </w:tc>
@@ -5597,35 +5597,6 @@
       <w:tblGrid>
         <w:gridCol w:w="11520"/>
       </w:tblGrid>
-      <w:tr>
-        <w:trPr>
-          <w:trHeight w:val="380" w:hRule="atLeast"/>
-        </w:trPr>
-        <w:tc>
-          <w:tcPr>
-            <w:tcW w:type="dxa" w:w="11520"/>
-            <w:tcBorders>
-              <w:top w:val="none" w:color="FFFFFF" w:sz="0"/>
-              <w:left w:val="none" w:color="FFFFFF" w:sz="0"/>
-              <w:bottom w:val="single" w:color="A6A6A6" w:sz="4"/>
-              <w:right w:val="none" w:color="FFFFFF" w:sz="0"/>
-            </w:tcBorders>
-          </w:tcPr>
-          <w:p>
-            <w:pPr>
-              <w:spacing w:after="40" w:before="0"/>
-            </w:pPr>
-            <w:r>
-              <w:rPr>
-                <w:rFonts w:ascii="Arial" w:cs="Arial" w:eastAsia="Arial" w:hAnsi="Arial"/>
-                <w:sz w:val="18"/>
-                <w:szCs w:val="18"/>
-              </w:rPr>
-              <w:t xml:space="preserve"> </w:t>
-            </w:r>
-          </w:p>
-        </w:tc>
-      </w:tr>
       <w:tr>
         <w:trPr>
           <w:trHeight w:val="380" w:hRule="atLeast"/>
